--- a/downloads/fiches/bts_conception_et_industrialisation_en_microtechniques_fiche_evaluation.docx
+++ b/downloads/fiches/bts_conception_et_industrialisation_en_microtechniques_fiche_evaluation.docx
@@ -11,8 +11,9 @@
           <w:b/>
           <w:color w:val="1F4E79"/>
           <w:sz w:val="32"/>
+          <w:lang w:val="fr-FR" w:eastAsia="fr-FR" w:bidi="fr-FR"/>
         </w:rPr>
-        <w:t>Fiche d'evaluation reconstituee - BTS Conception et industrialisation en microtechniques</w:t>
+        <w:t>Fiche d'évaluation reconstituée - BTS Conception et industrialisation en microtechniques</w:t>
       </w:r>
     </w:p>
     <w:p>
@@ -23,8 +24,9 @@
         <w:rPr>
           <w:i/>
           <w:sz w:val="21"/>
+          <w:lang w:val="fr-FR" w:eastAsia="fr-FR" w:bidi="fr-FR"/>
         </w:rPr>
-        <w:t>Support evalue : Rapport de stage en entreprise | Modalite : A confirmer</w:t>
+        <w:t>Support évalué : Rapport de stage / rapport d'activités | Modalité : Ponctuelle</w:t>
       </w:r>
     </w:p>
     <w:p>
@@ -35,8 +37,9 @@
         <w:rPr>
           <w:b/>
           <w:color w:val="C0504D"/>
+          <w:lang w:val="fr-FR" w:eastAsia="fr-FR" w:bidi="fr-FR"/>
         </w:rPr>
-        <w:t>Trame minimale a completer</w:t>
+        <w:t>Trame minimale à compléter</w:t>
       </w:r>
     </w:p>
     <w:p>
@@ -46,8 +49,9 @@
       <w:r>
         <w:rPr>
           <w:i/>
+          <w:lang w:val="fr-FR" w:eastAsia="fr-FR" w:bidi="fr-FR"/>
         </w:rPr>
-        <w:t>Cette fiche est une reconstitution de travail a partir des sources publiques reperees au 28/04/2026. Elle ne remplace pas un formulaire national opposable lorsqu'une grille officielle complete existe par ailleurs. La modalite exacte (CCF ou ponctuelle) reste a confirmer sur la base des textes disponibles.</w:t>
+        <w:t>Cette fiche est une reconstitution de travail à partir des sources publiques repérées au 2026-05-06. Elle ne remplace pas un formulaire national opposable lorsqu'une grille officielle complète existe par ailleurs.</w:t>
       </w:r>
     </w:p>
     <w:tbl>
@@ -74,6 +78,7 @@
             <w:r>
               <w:rPr>
                 <w:b/>
+                <w:lang w:val="fr-FR" w:eastAsia="fr-FR" w:bidi="fr-FR"/>
               </w:rPr>
               <w:t>BTS</w:t>
             </w:r>
@@ -86,6 +91,9 @@
           </w:tcPr>
           <w:p>
             <w:r>
+              <w:rPr>
+                <w:lang w:val="fr-FR" w:eastAsia="fr-FR" w:bidi="fr-FR"/>
+              </w:rPr>
               <w:t>BTS Conception et industrialisation en microtechniques</w:t>
             </w:r>
           </w:p>
@@ -100,8 +108,9 @@
             <w:r>
               <w:rPr>
                 <w:b/>
+                <w:lang w:val="fr-FR" w:eastAsia="fr-FR" w:bidi="fr-FR"/>
               </w:rPr>
-              <w:t>Modalite</w:t>
+              <w:t>Modalité</w:t>
             </w:r>
           </w:p>
         </w:tc>
@@ -112,7 +121,10 @@
           </w:tcPr>
           <w:p>
             <w:r>
-              <w:t>A confirmer</w:t>
+              <w:rPr>
+                <w:lang w:val="fr-FR" w:eastAsia="fr-FR" w:bidi="fr-FR"/>
+              </w:rPr>
+              <w:t>Ponctuelle</w:t>
             </w:r>
           </w:p>
         </w:tc>
@@ -128,6 +140,7 @@
             <w:r>
               <w:rPr>
                 <w:b/>
+                <w:lang w:val="fr-FR" w:eastAsia="fr-FR" w:bidi="fr-FR"/>
               </w:rPr>
               <w:t>Option</w:t>
             </w:r>
@@ -140,7 +153,10 @@
           </w:tcPr>
           <w:p>
             <w:r>
-              <w:t>Sans option specifiee</w:t>
+              <w:rPr>
+                <w:lang w:val="fr-FR" w:eastAsia="fr-FR" w:bidi="fr-FR"/>
+              </w:rPr>
+              <w:t>Sans option spécifiée</w:t>
             </w:r>
           </w:p>
         </w:tc>
@@ -154,6 +170,7 @@
             <w:r>
               <w:rPr>
                 <w:b/>
+                <w:lang w:val="fr-FR" w:eastAsia="fr-FR" w:bidi="fr-FR"/>
               </w:rPr>
               <w:t>Statut documentaire</w:t>
             </w:r>
@@ -166,7 +183,10 @@
           </w:tcPr>
           <w:p>
             <w:r>
-              <w:t>Repere - verification CCF a poursuivre</w:t>
+              <w:rPr>
+                <w:lang w:val="fr-FR" w:eastAsia="fr-FR" w:bidi="fr-FR"/>
+              </w:rPr>
+              <w:t>Support present mais pas CCF sur cette sous-epreuve</w:t>
             </w:r>
           </w:p>
         </w:tc>
@@ -182,6 +202,7 @@
             <w:r>
               <w:rPr>
                 <w:b/>
+                <w:lang w:val="fr-FR" w:eastAsia="fr-FR" w:bidi="fr-FR"/>
               </w:rPr>
               <w:t>Support</w:t>
             </w:r>
@@ -194,7 +215,10 @@
           </w:tcPr>
           <w:p>
             <w:r>
-              <w:t>Rapport de stage en entreprise</w:t>
+              <w:rPr>
+                <w:lang w:val="fr-FR" w:eastAsia="fr-FR" w:bidi="fr-FR"/>
+              </w:rPr>
+              <w:t>Rapport de stage / rapport d'activités</w:t>
             </w:r>
           </w:p>
         </w:tc>
@@ -208,8 +232,9 @@
             <w:r>
               <w:rPr>
                 <w:b/>
+                <w:lang w:val="fr-FR" w:eastAsia="fr-FR" w:bidi="fr-FR"/>
               </w:rPr>
-              <w:t>Epreuve</w:t>
+              <w:t>Épreuve</w:t>
             </w:r>
           </w:p>
         </w:tc>
@@ -220,7 +245,10 @@
           </w:tcPr>
           <w:p>
             <w:r>
-              <w:t>E6 Developpement industriel d'un produit microtechnique et rapport de stage en entreprise</w:t>
+              <w:rPr>
+                <w:lang w:val="fr-FR" w:eastAsia="fr-FR" w:bidi="fr-FR"/>
+              </w:rPr>
+              <w:t>E6 Développement industriel d'un produit microtechnique et rapport de stage en entreprise</w:t>
             </w:r>
           </w:p>
         </w:tc>
@@ -236,8 +264,9 @@
             <w:r>
               <w:rPr>
                 <w:b/>
+                <w:lang w:val="fr-FR" w:eastAsia="fr-FR" w:bidi="fr-FR"/>
               </w:rPr>
-              <w:t>Voies / modalites</w:t>
+              <w:t>Voies / modalités</w:t>
             </w:r>
           </w:p>
         </w:tc>
@@ -248,7 +277,10 @@
           </w:tcPr>
           <w:p>
             <w:r>
-              <w:t>Non consolide dans cette extraction</w:t>
+              <w:rPr>
+                <w:lang w:val="fr-FR" w:eastAsia="fr-FR" w:bidi="fr-FR"/>
+              </w:rPr>
+              <w:t>Ponctuelle documentee</w:t>
             </w:r>
           </w:p>
         </w:tc>
@@ -262,6 +294,7 @@
             <w:r>
               <w:rPr>
                 <w:b/>
+                <w:lang w:val="fr-FR" w:eastAsia="fr-FR" w:bidi="fr-FR"/>
               </w:rPr>
               <w:t>Niveau de reconstitution</w:t>
             </w:r>
@@ -274,7 +307,10 @@
           </w:tcPr>
           <w:p>
             <w:r>
-              <w:t>Trame minimale a completer</w:t>
+              <w:rPr>
+                <w:lang w:val="fr-FR" w:eastAsia="fr-FR" w:bidi="fr-FR"/>
+              </w:rPr>
+              <w:t>Trame minimale à compléter</w:t>
             </w:r>
           </w:p>
         </w:tc>
@@ -290,8 +326,9 @@
             <w:r>
               <w:rPr>
                 <w:b/>
+                <w:lang w:val="fr-FR" w:eastAsia="fr-FR" w:bidi="fr-FR"/>
               </w:rPr>
-              <w:t>Sources modele</w:t>
+              <w:t>Sources modèle</w:t>
             </w:r>
           </w:p>
         </w:tc>
@@ -302,6 +339,9 @@
           </w:tcPr>
           <w:p>
             <w:r>
+              <w:rPr>
+                <w:lang w:val="fr-FR" w:eastAsia="fr-FR" w:bidi="fr-FR"/>
+              </w:rPr>
               <w:t>Un document de travail intitulé "Livret d'accompagnement Repères pour la formation et l'évaluation" pour le BTS Conception et Industrialisation en Microtechniques mentionne une "Fiche d'appréciation du stage en entreprise". Cette fiche est renseignée par le tuteur ou le responsable de l'entreprise et jointe au rapport de stage.</w:t>
             </w:r>
           </w:p>
@@ -316,6 +356,7 @@
             <w:r>
               <w:rPr>
                 <w:b/>
+                <w:lang w:val="fr-FR" w:eastAsia="fr-FR" w:bidi="fr-FR"/>
               </w:rPr>
               <w:t>Document jury</w:t>
             </w:r>
@@ -328,6 +369,9 @@
           </w:tcPr>
           <w:p>
             <w:r>
+              <w:rPr>
+                <w:lang w:val="fr-FR" w:eastAsia="fr-FR" w:bidi="fr-FR"/>
+              </w:rPr>
               <w:t>https://www.education.gouv.fr/bo/20/Hebdo38/ESRS2019793A.htm</w:t>
             </w:r>
           </w:p>
@@ -339,8 +383,9 @@
       <w:r>
         <w:rPr>
           <w:b/>
+          <w:lang w:val="fr-FR" w:eastAsia="fr-FR" w:bidi="fr-FR"/>
         </w:rPr>
-        <w:t>Echelle de positionnement conseillee</w:t>
+        <w:t>Échelle de positionnement conseillée</w:t>
       </w:r>
     </w:p>
     <w:tbl>
@@ -366,6 +411,7 @@
             <w:r>
               <w:rPr>
                 <w:b/>
+                <w:lang w:val="fr-FR" w:eastAsia="fr-FR" w:bidi="fr-FR"/>
               </w:rPr>
               <w:t>NA</w:t>
             </w:r>
@@ -380,6 +426,7 @@
             <w:r>
               <w:rPr>
                 <w:b/>
+                <w:lang w:val="fr-FR" w:eastAsia="fr-FR" w:bidi="fr-FR"/>
               </w:rPr>
               <w:t>PA</w:t>
             </w:r>
@@ -394,6 +441,7 @@
             <w:r>
               <w:rPr>
                 <w:b/>
+                <w:lang w:val="fr-FR" w:eastAsia="fr-FR" w:bidi="fr-FR"/>
               </w:rPr>
               <w:t>A</w:t>
             </w:r>
@@ -408,6 +456,7 @@
             <w:r>
               <w:rPr>
                 <w:b/>
+                <w:lang w:val="fr-FR" w:eastAsia="fr-FR" w:bidi="fr-FR"/>
               </w:rPr>
               <w:t>TB</w:t>
             </w:r>
@@ -421,6 +470,9 @@
           </w:tcPr>
           <w:p>
             <w:r>
+              <w:rPr>
+                <w:lang w:val="fr-FR" w:eastAsia="fr-FR" w:bidi="fr-FR"/>
+              </w:rPr>
               <w:t>Non observable / non acquis</w:t>
             </w:r>
           </w:p>
@@ -431,6 +483,9 @@
           </w:tcPr>
           <w:p>
             <w:r>
+              <w:rPr>
+                <w:lang w:val="fr-FR" w:eastAsia="fr-FR" w:bidi="fr-FR"/>
+              </w:rPr>
               <w:t>Partiellement acquis</w:t>
             </w:r>
           </w:p>
@@ -441,6 +496,9 @@
           </w:tcPr>
           <w:p>
             <w:r>
+              <w:rPr>
+                <w:lang w:val="fr-FR" w:eastAsia="fr-FR" w:bidi="fr-FR"/>
+              </w:rPr>
               <w:t>Acquis</w:t>
             </w:r>
           </w:p>
@@ -451,7 +509,10 @@
           </w:tcPr>
           <w:p>
             <w:r>
-              <w:t>Tres bien acquis</w:t>
+              <w:rPr>
+                <w:lang w:val="fr-FR" w:eastAsia="fr-FR" w:bidi="fr-FR"/>
+              </w:rPr>
+              <w:t>Très bien acquis</w:t>
             </w:r>
           </w:p>
         </w:tc>
@@ -462,8 +523,9 @@
       <w:r>
         <w:rPr>
           <w:b/>
+          <w:lang w:val="fr-FR" w:eastAsia="fr-FR" w:bidi="fr-FR"/>
         </w:rPr>
-        <w:t>Grille d'evaluation</w:t>
+        <w:t>Grille d'évaluation</w:t>
       </w:r>
     </w:p>
     <w:tbl>
@@ -500,8 +562,9 @@
               <w:rPr>
                 <w:b/>
                 <w:sz w:val="19"/>
+                <w:lang w:val="fr-FR" w:eastAsia="fr-FR" w:bidi="fr-FR"/>
               </w:rPr>
-              <w:t>Critere evalue</w:t>
+              <w:t>Critère évalué</w:t>
             </w:r>
           </w:p>
         </w:tc>
@@ -519,6 +582,7 @@
               <w:rPr>
                 <w:b/>
                 <w:sz w:val="19"/>
+                <w:lang w:val="fr-FR" w:eastAsia="fr-FR" w:bidi="fr-FR"/>
               </w:rPr>
               <w:t>Indicateurs observables / questions d'appui</w:t>
             </w:r>
@@ -538,6 +602,7 @@
               <w:rPr>
                 <w:b/>
                 <w:sz w:val="19"/>
+                <w:lang w:val="fr-FR" w:eastAsia="fr-FR" w:bidi="fr-FR"/>
               </w:rPr>
               <w:t>NA</w:t>
             </w:r>
@@ -557,6 +622,7 @@
               <w:rPr>
                 <w:b/>
                 <w:sz w:val="19"/>
+                <w:lang w:val="fr-FR" w:eastAsia="fr-FR" w:bidi="fr-FR"/>
               </w:rPr>
               <w:t>PA</w:t>
             </w:r>
@@ -576,6 +642,7 @@
               <w:rPr>
                 <w:b/>
                 <w:sz w:val="19"/>
+                <w:lang w:val="fr-FR" w:eastAsia="fr-FR" w:bidi="fr-FR"/>
               </w:rPr>
               <w:t>A</w:t>
             </w:r>
@@ -595,6 +662,7 @@
               <w:rPr>
                 <w:b/>
                 <w:sz w:val="19"/>
+                <w:lang w:val="fr-FR" w:eastAsia="fr-FR" w:bidi="fr-FR"/>
               </w:rPr>
               <w:t>TB</w:t>
             </w:r>
@@ -614,6 +682,7 @@
               <w:rPr>
                 <w:b/>
                 <w:sz w:val="19"/>
+                <w:lang w:val="fr-FR" w:eastAsia="fr-FR" w:bidi="fr-FR"/>
               </w:rPr>
               <w:t>Observations</w:t>
             </w:r>
@@ -631,7 +700,10 @@
               <w:spacing w:after="0"/>
             </w:pPr>
             <w:r>
-              <w:t>Qualite, structuration et exploitabilite du support remis au jury</w:t>
+              <w:rPr>
+                <w:lang w:val="fr-FR" w:eastAsia="fr-FR" w:bidi="fr-FR"/>
+              </w:rPr>
+              <w:t>Qualité, structuration et exploitabilité du support remis au jury</w:t>
             </w:r>
           </w:p>
         </w:tc>
@@ -645,7 +717,10 @@
               <w:spacing w:after="0"/>
             </w:pPr>
             <w:r>
-              <w:t>Support lisible, structure, coherent avec l'epreuve et directement exploitable pour l'evaluation.</w:t>
+              <w:rPr>
+                <w:lang w:val="fr-FR" w:eastAsia="fr-FR" w:bidi="fr-FR"/>
+              </w:rPr>
+              <w:t>Support lisible, structuré, cohérent avec l'épreuve et directement exploitable pour l'évaluation.</w:t>
             </w:r>
           </w:p>
         </w:tc>
@@ -659,7 +734,11 @@
               <w:spacing w:after="0"/>
               <w:jc w:val="center"/>
             </w:pPr>
-            <w:r/>
+            <w:r>
+              <w:rPr>
+                <w:lang w:val="fr-FR" w:eastAsia="fr-FR" w:bidi="fr-FR"/>
+              </w:rPr>
+            </w:r>
           </w:p>
         </w:tc>
         <w:tc>
@@ -672,7 +751,11 @@
               <w:spacing w:after="0"/>
               <w:jc w:val="center"/>
             </w:pPr>
-            <w:r/>
+            <w:r>
+              <w:rPr>
+                <w:lang w:val="fr-FR" w:eastAsia="fr-FR" w:bidi="fr-FR"/>
+              </w:rPr>
+            </w:r>
           </w:p>
         </w:tc>
         <w:tc>
@@ -685,7 +768,11 @@
               <w:spacing w:after="0"/>
               <w:jc w:val="center"/>
             </w:pPr>
-            <w:r/>
+            <w:r>
+              <w:rPr>
+                <w:lang w:val="fr-FR" w:eastAsia="fr-FR" w:bidi="fr-FR"/>
+              </w:rPr>
+            </w:r>
           </w:p>
         </w:tc>
         <w:tc>
@@ -698,7 +785,11 @@
               <w:spacing w:after="0"/>
               <w:jc w:val="center"/>
             </w:pPr>
-            <w:r/>
+            <w:r>
+              <w:rPr>
+                <w:lang w:val="fr-FR" w:eastAsia="fr-FR" w:bidi="fr-FR"/>
+              </w:rPr>
+            </w:r>
           </w:p>
         </w:tc>
         <w:tc>
@@ -710,7 +801,11 @@
             <w:pPr>
               <w:spacing w:after="0"/>
             </w:pPr>
-            <w:r/>
+            <w:r>
+              <w:rPr>
+                <w:lang w:val="fr-FR" w:eastAsia="fr-FR" w:bidi="fr-FR"/>
+              </w:rPr>
+            </w:r>
           </w:p>
         </w:tc>
       </w:tr>
@@ -725,6 +820,9 @@
               <w:spacing w:after="0"/>
             </w:pPr>
             <w:r>
+              <w:rPr>
+                <w:lang w:val="fr-FR" w:eastAsia="fr-FR" w:bidi="fr-FR"/>
+              </w:rPr>
               <w:t>Contextualisation de l'entreprise, du service, du chantier ou de l'environnement professionnel</w:t>
             </w:r>
           </w:p>
@@ -739,7 +837,10 @@
               <w:spacing w:after="0"/>
             </w:pPr>
             <w:r>
-              <w:t>Le candidat situe precisement l'organisation, ses missions et le perimetre de son intervention.</w:t>
+              <w:rPr>
+                <w:lang w:val="fr-FR" w:eastAsia="fr-FR" w:bidi="fr-FR"/>
+              </w:rPr>
+              <w:t>Le candidat situe précisément l'organisation, ses missions et le périmètre de son intervention.</w:t>
             </w:r>
           </w:p>
         </w:tc>
@@ -753,7 +854,11 @@
               <w:spacing w:after="0"/>
               <w:jc w:val="center"/>
             </w:pPr>
-            <w:r/>
+            <w:r>
+              <w:rPr>
+                <w:lang w:val="fr-FR" w:eastAsia="fr-FR" w:bidi="fr-FR"/>
+              </w:rPr>
+            </w:r>
           </w:p>
         </w:tc>
         <w:tc>
@@ -766,7 +871,11 @@
               <w:spacing w:after="0"/>
               <w:jc w:val="center"/>
             </w:pPr>
-            <w:r/>
+            <w:r>
+              <w:rPr>
+                <w:lang w:val="fr-FR" w:eastAsia="fr-FR" w:bidi="fr-FR"/>
+              </w:rPr>
+            </w:r>
           </w:p>
         </w:tc>
         <w:tc>
@@ -779,7 +888,11 @@
               <w:spacing w:after="0"/>
               <w:jc w:val="center"/>
             </w:pPr>
-            <w:r/>
+            <w:r>
+              <w:rPr>
+                <w:lang w:val="fr-FR" w:eastAsia="fr-FR" w:bidi="fr-FR"/>
+              </w:rPr>
+            </w:r>
           </w:p>
         </w:tc>
         <w:tc>
@@ -792,7 +905,11 @@
               <w:spacing w:after="0"/>
               <w:jc w:val="center"/>
             </w:pPr>
-            <w:r/>
+            <w:r>
+              <w:rPr>
+                <w:lang w:val="fr-FR" w:eastAsia="fr-FR" w:bidi="fr-FR"/>
+              </w:rPr>
+            </w:r>
           </w:p>
         </w:tc>
         <w:tc>
@@ -804,7 +921,11 @@
             <w:pPr>
               <w:spacing w:after="0"/>
             </w:pPr>
-            <w:r/>
+            <w:r>
+              <w:rPr>
+                <w:lang w:val="fr-FR" w:eastAsia="fr-FR" w:bidi="fr-FR"/>
+              </w:rPr>
+            </w:r>
           </w:p>
         </w:tc>
       </w:tr>
@@ -819,7 +940,10 @@
               <w:spacing w:after="0"/>
             </w:pPr>
             <w:r>
-              <w:t>Description claire des activites, missions ou productions realisees</w:t>
+              <w:rPr>
+                <w:lang w:val="fr-FR" w:eastAsia="fr-FR" w:bidi="fr-FR"/>
+              </w:rPr>
+              <w:t>Description claire des activités, missions ou productions réalisées</w:t>
             </w:r>
           </w:p>
         </w:tc>
@@ -833,7 +957,10 @@
               <w:spacing w:after="0"/>
             </w:pPr>
             <w:r>
-              <w:t>Les techniques, outils et methodes mobilises sont expliques et justifies avec exactitude.</w:t>
+              <w:rPr>
+                <w:lang w:val="fr-FR" w:eastAsia="fr-FR" w:bidi="fr-FR"/>
+              </w:rPr>
+              <w:t>Les techniques, outils et méthodes mobilisés sont expliqués et justifiés avec exactitude.</w:t>
             </w:r>
           </w:p>
         </w:tc>
@@ -847,7 +974,11 @@
               <w:spacing w:after="0"/>
               <w:jc w:val="center"/>
             </w:pPr>
-            <w:r/>
+            <w:r>
+              <w:rPr>
+                <w:lang w:val="fr-FR" w:eastAsia="fr-FR" w:bidi="fr-FR"/>
+              </w:rPr>
+            </w:r>
           </w:p>
         </w:tc>
         <w:tc>
@@ -860,7 +991,11 @@
               <w:spacing w:after="0"/>
               <w:jc w:val="center"/>
             </w:pPr>
-            <w:r/>
+            <w:r>
+              <w:rPr>
+                <w:lang w:val="fr-FR" w:eastAsia="fr-FR" w:bidi="fr-FR"/>
+              </w:rPr>
+            </w:r>
           </w:p>
         </w:tc>
         <w:tc>
@@ -873,7 +1008,11 @@
               <w:spacing w:after="0"/>
               <w:jc w:val="center"/>
             </w:pPr>
-            <w:r/>
+            <w:r>
+              <w:rPr>
+                <w:lang w:val="fr-FR" w:eastAsia="fr-FR" w:bidi="fr-FR"/>
+              </w:rPr>
+            </w:r>
           </w:p>
         </w:tc>
         <w:tc>
@@ -886,7 +1025,11 @@
               <w:spacing w:after="0"/>
               <w:jc w:val="center"/>
             </w:pPr>
-            <w:r/>
+            <w:r>
+              <w:rPr>
+                <w:lang w:val="fr-FR" w:eastAsia="fr-FR" w:bidi="fr-FR"/>
+              </w:rPr>
+            </w:r>
           </w:p>
         </w:tc>
         <w:tc>
@@ -898,7 +1041,11 @@
             <w:pPr>
               <w:spacing w:after="0"/>
             </w:pPr>
-            <w:r/>
+            <w:r>
+              <w:rPr>
+                <w:lang w:val="fr-FR" w:eastAsia="fr-FR" w:bidi="fr-FR"/>
+              </w:rPr>
+            </w:r>
           </w:p>
         </w:tc>
       </w:tr>
@@ -913,7 +1060,10 @@
               <w:spacing w:after="0"/>
             </w:pPr>
             <w:r>
-              <w:t>Maitrise technique et professionnelle des activites presentees</w:t>
+              <w:rPr>
+                <w:lang w:val="fr-FR" w:eastAsia="fr-FR" w:bidi="fr-FR"/>
+              </w:rPr>
+              <w:t>Maîtrise technique et professionnelle des activités présentées</w:t>
             </w:r>
           </w:p>
         </w:tc>
@@ -927,7 +1077,10 @@
               <w:spacing w:after="0"/>
             </w:pPr>
             <w:r>
-              <w:t>Les techniques, outils et methodes mobilises sont expliques et justifies avec exactitude.</w:t>
+              <w:rPr>
+                <w:lang w:val="fr-FR" w:eastAsia="fr-FR" w:bidi="fr-FR"/>
+              </w:rPr>
+              <w:t>Les techniques, outils et méthodes mobilisés sont expliqués et justifiés avec exactitude.</w:t>
             </w:r>
           </w:p>
         </w:tc>
@@ -941,7 +1094,11 @@
               <w:spacing w:after="0"/>
               <w:jc w:val="center"/>
             </w:pPr>
-            <w:r/>
+            <w:r>
+              <w:rPr>
+                <w:lang w:val="fr-FR" w:eastAsia="fr-FR" w:bidi="fr-FR"/>
+              </w:rPr>
+            </w:r>
           </w:p>
         </w:tc>
         <w:tc>
@@ -954,7 +1111,11 @@
               <w:spacing w:after="0"/>
               <w:jc w:val="center"/>
             </w:pPr>
-            <w:r/>
+            <w:r>
+              <w:rPr>
+                <w:lang w:val="fr-FR" w:eastAsia="fr-FR" w:bidi="fr-FR"/>
+              </w:rPr>
+            </w:r>
           </w:p>
         </w:tc>
         <w:tc>
@@ -967,7 +1128,11 @@
               <w:spacing w:after="0"/>
               <w:jc w:val="center"/>
             </w:pPr>
-            <w:r/>
+            <w:r>
+              <w:rPr>
+                <w:lang w:val="fr-FR" w:eastAsia="fr-FR" w:bidi="fr-FR"/>
+              </w:rPr>
+            </w:r>
           </w:p>
         </w:tc>
         <w:tc>
@@ -980,7 +1145,11 @@
               <w:spacing w:after="0"/>
               <w:jc w:val="center"/>
             </w:pPr>
-            <w:r/>
+            <w:r>
+              <w:rPr>
+                <w:lang w:val="fr-FR" w:eastAsia="fr-FR" w:bidi="fr-FR"/>
+              </w:rPr>
+            </w:r>
           </w:p>
         </w:tc>
         <w:tc>
@@ -992,7 +1161,11 @@
             <w:pPr>
               <w:spacing w:after="0"/>
             </w:pPr>
-            <w:r/>
+            <w:r>
+              <w:rPr>
+                <w:lang w:val="fr-FR" w:eastAsia="fr-FR" w:bidi="fr-FR"/>
+              </w:rPr>
+            </w:r>
           </w:p>
         </w:tc>
       </w:tr>
@@ -1007,7 +1180,10 @@
               <w:spacing w:after="0"/>
             </w:pPr>
             <w:r>
-              <w:t>Analyse des choix, contraintes, resultats et ecarts</w:t>
+              <w:rPr>
+                <w:lang w:val="fr-FR" w:eastAsia="fr-FR" w:bidi="fr-FR"/>
+              </w:rPr>
+              <w:t>Analyse des choix, contraintes, résultats et écarts</w:t>
             </w:r>
           </w:p>
         </w:tc>
@@ -1021,7 +1197,10 @@
               <w:spacing w:after="0"/>
             </w:pPr>
             <w:r>
-              <w:t>Les choix, contraintes, resultats et eventuels ecarts sont analyses avec recul professionnel.</w:t>
+              <w:rPr>
+                <w:lang w:val="fr-FR" w:eastAsia="fr-FR" w:bidi="fr-FR"/>
+              </w:rPr>
+              <w:t>Les choix, contraintes, résultats et éventuels écarts sont analysés avec recul professionnel.</w:t>
             </w:r>
           </w:p>
         </w:tc>
@@ -1035,7 +1214,11 @@
               <w:spacing w:after="0"/>
               <w:jc w:val="center"/>
             </w:pPr>
-            <w:r/>
+            <w:r>
+              <w:rPr>
+                <w:lang w:val="fr-FR" w:eastAsia="fr-FR" w:bidi="fr-FR"/>
+              </w:rPr>
+            </w:r>
           </w:p>
         </w:tc>
         <w:tc>
@@ -1048,7 +1231,11 @@
               <w:spacing w:after="0"/>
               <w:jc w:val="center"/>
             </w:pPr>
-            <w:r/>
+            <w:r>
+              <w:rPr>
+                <w:lang w:val="fr-FR" w:eastAsia="fr-FR" w:bidi="fr-FR"/>
+              </w:rPr>
+            </w:r>
           </w:p>
         </w:tc>
         <w:tc>
@@ -1061,7 +1248,11 @@
               <w:spacing w:after="0"/>
               <w:jc w:val="center"/>
             </w:pPr>
-            <w:r/>
+            <w:r>
+              <w:rPr>
+                <w:lang w:val="fr-FR" w:eastAsia="fr-FR" w:bidi="fr-FR"/>
+              </w:rPr>
+            </w:r>
           </w:p>
         </w:tc>
         <w:tc>
@@ -1074,7 +1265,11 @@
               <w:spacing w:after="0"/>
               <w:jc w:val="center"/>
             </w:pPr>
-            <w:r/>
+            <w:r>
+              <w:rPr>
+                <w:lang w:val="fr-FR" w:eastAsia="fr-FR" w:bidi="fr-FR"/>
+              </w:rPr>
+            </w:r>
           </w:p>
         </w:tc>
         <w:tc>
@@ -1086,7 +1281,11 @@
             <w:pPr>
               <w:spacing w:after="0"/>
             </w:pPr>
-            <w:r/>
+            <w:r>
+              <w:rPr>
+                <w:lang w:val="fr-FR" w:eastAsia="fr-FR" w:bidi="fr-FR"/>
+              </w:rPr>
+            </w:r>
           </w:p>
         </w:tc>
       </w:tr>
@@ -1101,7 +1300,10 @@
               <w:spacing w:after="0"/>
             </w:pPr>
             <w:r>
-              <w:t>Respect des regles de qualite, de securite, de methode et de tracabilite</w:t>
+              <w:rPr>
+                <w:lang w:val="fr-FR" w:eastAsia="fr-FR" w:bidi="fr-FR"/>
+              </w:rPr>
+              <w:t>Respect des règles de qualité, de sécurité, de méthode et de traçabilité</w:t>
             </w:r>
           </w:p>
         </w:tc>
@@ -1115,7 +1317,10 @@
               <w:spacing w:after="0"/>
             </w:pPr>
             <w:r>
-              <w:t>Les exigences de qualite, securite, reglementation et tracabilite sont prises en compte.</w:t>
+              <w:rPr>
+                <w:lang w:val="fr-FR" w:eastAsia="fr-FR" w:bidi="fr-FR"/>
+              </w:rPr>
+              <w:t>Éléments observables explicitables dans le support écrit et confirmables lors de l'entretien.</w:t>
             </w:r>
           </w:p>
         </w:tc>
@@ -1129,7 +1334,11 @@
               <w:spacing w:after="0"/>
               <w:jc w:val="center"/>
             </w:pPr>
-            <w:r/>
+            <w:r>
+              <w:rPr>
+                <w:lang w:val="fr-FR" w:eastAsia="fr-FR" w:bidi="fr-FR"/>
+              </w:rPr>
+            </w:r>
           </w:p>
         </w:tc>
         <w:tc>
@@ -1142,7 +1351,11 @@
               <w:spacing w:after="0"/>
               <w:jc w:val="center"/>
             </w:pPr>
-            <w:r/>
+            <w:r>
+              <w:rPr>
+                <w:lang w:val="fr-FR" w:eastAsia="fr-FR" w:bidi="fr-FR"/>
+              </w:rPr>
+            </w:r>
           </w:p>
         </w:tc>
         <w:tc>
@@ -1155,7 +1368,11 @@
               <w:spacing w:after="0"/>
               <w:jc w:val="center"/>
             </w:pPr>
-            <w:r/>
+            <w:r>
+              <w:rPr>
+                <w:lang w:val="fr-FR" w:eastAsia="fr-FR" w:bidi="fr-FR"/>
+              </w:rPr>
+            </w:r>
           </w:p>
         </w:tc>
         <w:tc>
@@ -1168,7 +1385,11 @@
               <w:spacing w:after="0"/>
               <w:jc w:val="center"/>
             </w:pPr>
-            <w:r/>
+            <w:r>
+              <w:rPr>
+                <w:lang w:val="fr-FR" w:eastAsia="fr-FR" w:bidi="fr-FR"/>
+              </w:rPr>
+            </w:r>
           </w:p>
         </w:tc>
         <w:tc>
@@ -1180,7 +1401,11 @@
             <w:pPr>
               <w:spacing w:after="0"/>
             </w:pPr>
-            <w:r/>
+            <w:r>
+              <w:rPr>
+                <w:lang w:val="fr-FR" w:eastAsia="fr-FR" w:bidi="fr-FR"/>
+              </w:rPr>
+            </w:r>
           </w:p>
         </w:tc>
       </w:tr>
@@ -1195,7 +1420,10 @@
               <w:spacing w:after="0"/>
             </w:pPr>
             <w:r>
-              <w:t>Qualite de la presentation orale et capacite d'argumentation</w:t>
+              <w:rPr>
+                <w:lang w:val="fr-FR" w:eastAsia="fr-FR" w:bidi="fr-FR"/>
+              </w:rPr>
+              <w:t>Qualité de la présentation orale et capacité d'argumentation</w:t>
             </w:r>
           </w:p>
         </w:tc>
@@ -1209,7 +1437,10 @@
               <w:spacing w:after="0"/>
             </w:pPr>
             <w:r>
-              <w:t>Les exigences de qualite, securite, reglementation et tracabilite sont prises en compte.</w:t>
+              <w:rPr>
+                <w:lang w:val="fr-FR" w:eastAsia="fr-FR" w:bidi="fr-FR"/>
+              </w:rPr>
+              <w:t>Expression claire, structurée, argumentée et adaptée au questionnement du jury.</w:t>
             </w:r>
           </w:p>
         </w:tc>
@@ -1223,7 +1454,11 @@
               <w:spacing w:after="0"/>
               <w:jc w:val="center"/>
             </w:pPr>
-            <w:r/>
+            <w:r>
+              <w:rPr>
+                <w:lang w:val="fr-FR" w:eastAsia="fr-FR" w:bidi="fr-FR"/>
+              </w:rPr>
+            </w:r>
           </w:p>
         </w:tc>
         <w:tc>
@@ -1236,7 +1471,11 @@
               <w:spacing w:after="0"/>
               <w:jc w:val="center"/>
             </w:pPr>
-            <w:r/>
+            <w:r>
+              <w:rPr>
+                <w:lang w:val="fr-FR" w:eastAsia="fr-FR" w:bidi="fr-FR"/>
+              </w:rPr>
+            </w:r>
           </w:p>
         </w:tc>
         <w:tc>
@@ -1249,7 +1488,11 @@
               <w:spacing w:after="0"/>
               <w:jc w:val="center"/>
             </w:pPr>
-            <w:r/>
+            <w:r>
+              <w:rPr>
+                <w:lang w:val="fr-FR" w:eastAsia="fr-FR" w:bidi="fr-FR"/>
+              </w:rPr>
+            </w:r>
           </w:p>
         </w:tc>
         <w:tc>
@@ -1262,7 +1505,11 @@
               <w:spacing w:after="0"/>
               <w:jc w:val="center"/>
             </w:pPr>
-            <w:r/>
+            <w:r>
+              <w:rPr>
+                <w:lang w:val="fr-FR" w:eastAsia="fr-FR" w:bidi="fr-FR"/>
+              </w:rPr>
+            </w:r>
           </w:p>
         </w:tc>
         <w:tc>
@@ -1274,7 +1521,11 @@
             <w:pPr>
               <w:spacing w:after="0"/>
             </w:pPr>
-            <w:r/>
+            <w:r>
+              <w:rPr>
+                <w:lang w:val="fr-FR" w:eastAsia="fr-FR" w:bidi="fr-FR"/>
+              </w:rPr>
+            </w:r>
           </w:p>
         </w:tc>
       </w:tr>
@@ -1284,8 +1535,9 @@
       <w:r>
         <w:rPr>
           <w:b/>
+          <w:lang w:val="fr-FR" w:eastAsia="fr-FR" w:bidi="fr-FR"/>
         </w:rPr>
-        <w:t>Appreciation synthetique</w:t>
+        <w:t>Appréciation synthétique</w:t>
       </w:r>
     </w:p>
     <w:tbl>
@@ -1309,8 +1561,9 @@
             <w:r>
               <w:rPr>
                 <w:b/>
+                <w:lang w:val="fr-FR" w:eastAsia="fr-FR" w:bidi="fr-FR"/>
               </w:rPr>
-              <w:t>Points forts observes</w:t>
+              <w:t>Points forts observés</w:t>
             </w:r>
           </w:p>
         </w:tc>
@@ -1319,7 +1572,11 @@
             <w:tcW w:type="dxa" w:w="10658"/>
           </w:tcPr>
           <w:p>
-            <w:r/>
+            <w:r>
+              <w:rPr>
+                <w:lang w:val="fr-FR" w:eastAsia="fr-FR" w:bidi="fr-FR"/>
+              </w:rPr>
+            </w:r>
           </w:p>
         </w:tc>
       </w:tr>
@@ -1333,6 +1590,7 @@
             <w:r>
               <w:rPr>
                 <w:b/>
+                <w:lang w:val="fr-FR" w:eastAsia="fr-FR" w:bidi="fr-FR"/>
               </w:rPr>
               <w:t>Axes de progression / vigilance</w:t>
             </w:r>
@@ -1343,7 +1601,11 @@
             <w:tcW w:type="dxa" w:w="10658"/>
           </w:tcPr>
           <w:p>
-            <w:r/>
+            <w:r>
+              <w:rPr>
+                <w:lang w:val="fr-FR" w:eastAsia="fr-FR" w:bidi="fr-FR"/>
+              </w:rPr>
+            </w:r>
           </w:p>
         </w:tc>
       </w:tr>
@@ -1357,8 +1619,9 @@
             <w:r>
               <w:rPr>
                 <w:b/>
+                <w:lang w:val="fr-FR" w:eastAsia="fr-FR" w:bidi="fr-FR"/>
               </w:rPr>
-              <w:t>Decision / note / positionnement local</w:t>
+              <w:t>Décision / note / positionnement local</w:t>
             </w:r>
           </w:p>
         </w:tc>
@@ -1367,7 +1630,11 @@
             <w:tcW w:type="dxa" w:w="10658"/>
           </w:tcPr>
           <w:p>
-            <w:r/>
+            <w:r>
+              <w:rPr>
+                <w:lang w:val="fr-FR" w:eastAsia="fr-FR" w:bidi="fr-FR"/>
+              </w:rPr>
+            </w:r>
           </w:p>
         </w:tc>
       </w:tr>
@@ -1377,27 +1644,42 @@
       <w:r>
         <w:rPr>
           <w:b/>
+          <w:lang w:val="fr-FR" w:eastAsia="fr-FR" w:bidi="fr-FR"/>
         </w:rPr>
         <w:t>Fondement et sources de reconstitution</w:t>
       </w:r>
     </w:p>
     <w:p>
       <w:r>
-        <w:t>Aucune grille integrale publique n'a ete isolee ; la fiche repose sur les indices documentaires disponibles pour ce BTS.</w:t>
+        <w:rPr>
+          <w:lang w:val="fr-FR" w:eastAsia="fr-FR" w:bidi="fr-FR"/>
+        </w:rPr>
+        <w:t>Aucune grille intégrale publique n'a été isolée ; la fiche repose sur les indices documentaires disponibles pour ce BTS.</w:t>
       </w:r>
     </w:p>
     <w:p>
       <w:r>
         <w:rPr>
           <w:sz w:val="17"/>
+          <w:lang w:val="fr-FR" w:eastAsia="fr-FR" w:bidi="fr-FR"/>
         </w:rPr>
-        <w:t>Definition / modalites : https://www.education.gouv.fr/bo/20/Hebdo38/ESRS2019793A.htm</w:t>
+        <w:t>Référentiel : https://www.legifrance.gouv.fr/jorf/id/JORFSCTA000049926646</w:t>
       </w:r>
     </w:p>
     <w:p>
       <w:r>
         <w:rPr>
           <w:sz w:val="17"/>
+          <w:lang w:val="fr-FR" w:eastAsia="fr-FR" w:bidi="fr-FR"/>
+        </w:rPr>
+        <w:t>Document jury : https://www.education.gouv.fr/bo/20/Hebdo38/ESRS2019793A.htm</w:t>
+      </w:r>
+    </w:p>
+    <w:p>
+      <w:r>
+        <w:rPr>
+          <w:sz w:val="17"/>
+          <w:lang w:val="fr-FR" w:eastAsia="fr-FR" w:bidi="fr-FR"/>
         </w:rPr>
         <w:t>Source support : https://www.education.gouv.fr/bo/2003/hs9/MENS0301625A.htm</w:t>
       </w:r>
@@ -1778,6 +2060,7 @@
     <w:rPr>
       <w:rFonts w:ascii="Aptos" w:hAnsi="Aptos"/>
       <w:sz w:val="20"/>
+      <w:lang w:val="fr-FR" w:eastAsia="fr-FR" w:bidi="fr-FR"/>
     </w:rPr>
   </w:style>
   <w:style w:type="paragraph" w:styleId="Header">

--- a/downloads/fiches/bts_conception_et_industrialisation_en_microtechniques_fiche_evaluation.docx
+++ b/downloads/fiches/bts_conception_et_industrialisation_en_microtechniques_fiche_evaluation.docx
@@ -280,7 +280,7 @@
               <w:rPr>
                 <w:lang w:val="fr-FR" w:eastAsia="fr-FR" w:bidi="fr-FR"/>
               </w:rPr>
-              <w:t>Ponctuelle documentee</w:t>
+              <w:t>Ponctuelle documentée</w:t>
             </w:r>
           </w:p>
         </w:tc>

--- a/downloads/fiches/bts_conception_et_industrialisation_en_microtechniques_fiche_evaluation.docx
+++ b/downloads/fiches/bts_conception_et_industrialisation_en_microtechniques_fiche_evaluation.docx
@@ -9,11 +9,8 @@
       <w:r>
         <w:rPr>
           <w:b/>
-          <w:color w:val="1F4E79"/>
-          <w:sz w:val="32"/>
-          <w:lang w:val="fr-FR" w:eastAsia="fr-FR" w:bidi="fr-FR"/>
         </w:rPr>
-        <w:t>Fiche d'évaluation reconstituée - BTS Conception et industrialisation en microtechniques</w:t>
+        <w:t>Fiche d'évaluation - BTS Conception et industrialisation en microtechniques</w:t>
       </w:r>
     </w:p>
     <w:p>
@@ -27,31 +24,6 @@
           <w:lang w:val="fr-FR" w:eastAsia="fr-FR" w:bidi="fr-FR"/>
         </w:rPr>
         <w:t>Support évalué : Rapport de stage / rapport d'activités | Modalité : Ponctuelle</w:t>
-      </w:r>
-    </w:p>
-    <w:p>
-      <w:pPr>
-        <w:jc w:val="center"/>
-      </w:pPr>
-      <w:r>
-        <w:rPr>
-          <w:b/>
-          <w:color w:val="C0504D"/>
-          <w:lang w:val="fr-FR" w:eastAsia="fr-FR" w:bidi="fr-FR"/>
-        </w:rPr>
-        <w:t>Trame minimale à compléter</w:t>
-      </w:r>
-    </w:p>
-    <w:p>
-      <w:pPr>
-        <w:spacing w:after="120"/>
-      </w:pPr>
-      <w:r>
-        <w:rPr>
-          <w:i/>
-          <w:lang w:val="fr-FR" w:eastAsia="fr-FR" w:bidi="fr-FR"/>
-        </w:rPr>
-        <w:t>Cette fiche est une reconstitution de travail à partir des sources publiques repérées au 2026-05-06. Elle ne remplace pas un formulaire national opposable lorsqu'une grille officielle complète existe par ailleurs.</w:t>
       </w:r>
     </w:p>
     <w:tbl>
@@ -108,9 +80,8 @@
             <w:r>
               <w:rPr>
                 <w:b/>
-                <w:lang w:val="fr-FR" w:eastAsia="fr-FR" w:bidi="fr-FR"/>
               </w:rPr>
-              <w:t>Modalité</w:t>
+              <w:t>Modalité d'évaluation</w:t>
             </w:r>
           </w:p>
         </w:tc>
@@ -169,10 +140,8 @@
           <w:p>
             <w:r>
               <w:rPr>
-                <w:b/>
-                <w:lang w:val="fr-FR" w:eastAsia="fr-FR" w:bidi="fr-FR"/>
+                <w:b w:val="0"/>
               </w:rPr>
-              <w:t>Statut documentaire</w:t>
             </w:r>
           </w:p>
         </w:tc>
@@ -184,9 +153,8 @@
           <w:p>
             <w:r>
               <w:rPr>
-                <w:lang w:val="fr-FR" w:eastAsia="fr-FR" w:bidi="fr-FR"/>
+                <w:b w:val="0"/>
               </w:rPr>
-              <w:t>Support present mais pas CCF sur cette sous-epreuve</w:t>
             </w:r>
           </w:p>
         </w:tc>
@@ -293,10 +261,8 @@
           <w:p>
             <w:r>
               <w:rPr>
-                <w:b/>
-                <w:lang w:val="fr-FR" w:eastAsia="fr-FR" w:bidi="fr-FR"/>
+                <w:b w:val="0"/>
               </w:rPr>
-              <w:t>Niveau de reconstitution</w:t>
             </w:r>
           </w:p>
         </w:tc>
@@ -308,71 +274,8 @@
           <w:p>
             <w:r>
               <w:rPr>
-                <w:lang w:val="fr-FR" w:eastAsia="fr-FR" w:bidi="fr-FR"/>
+                <w:b w:val="0"/>
               </w:rPr>
-              <w:t>Trame minimale à compléter</w:t>
-            </w:r>
-          </w:p>
-        </w:tc>
-      </w:tr>
-      <w:tr>
-        <w:tc>
-          <w:tcPr>
-            <w:tcW w:type="dxa" w:w="1814"/>
-            <w:vAlign w:val="center"/>
-            <w:shd w:fill="D9EAF7"/>
-          </w:tcPr>
-          <w:p>
-            <w:r>
-              <w:rPr>
-                <w:b/>
-                <w:lang w:val="fr-FR" w:eastAsia="fr-FR" w:bidi="fr-FR"/>
-              </w:rPr>
-              <w:t>Sources modèle</w:t>
-            </w:r>
-          </w:p>
-        </w:tc>
-        <w:tc>
-          <w:tcPr>
-            <w:tcW w:type="dxa" w:w="4535"/>
-            <w:vAlign w:val="center"/>
-          </w:tcPr>
-          <w:p>
-            <w:r>
-              <w:rPr>
-                <w:lang w:val="fr-FR" w:eastAsia="fr-FR" w:bidi="fr-FR"/>
-              </w:rPr>
-              <w:t>Un document de travail intitulé "Livret d'accompagnement Repères pour la formation et l'évaluation" pour le BTS Conception et Industrialisation en Microtechniques mentionne une "Fiche d'appréciation du stage en entreprise". Cette fiche est renseignée par le tuteur ou le responsable de l'entreprise et jointe au rapport de stage.</w:t>
-            </w:r>
-          </w:p>
-        </w:tc>
-        <w:tc>
-          <w:tcPr>
-            <w:tcW w:type="dxa" w:w="1814"/>
-            <w:vAlign w:val="center"/>
-            <w:shd w:fill="D9EAF7"/>
-          </w:tcPr>
-          <w:p>
-            <w:r>
-              <w:rPr>
-                <w:b/>
-                <w:lang w:val="fr-FR" w:eastAsia="fr-FR" w:bidi="fr-FR"/>
-              </w:rPr>
-              <w:t>Document jury</w:t>
-            </w:r>
-          </w:p>
-        </w:tc>
-        <w:tc>
-          <w:tcPr>
-            <w:tcW w:type="dxa" w:w="6009"/>
-            <w:vAlign w:val="center"/>
-          </w:tcPr>
-          <w:p>
-            <w:r>
-              <w:rPr>
-                <w:lang w:val="fr-FR" w:eastAsia="fr-FR" w:bidi="fr-FR"/>
-              </w:rPr>
-              <w:t>https://www.education.gouv.fr/bo/20/Hebdo38/ESRS2019793A.htm</w:t>
             </w:r>
           </w:p>
         </w:tc>
@@ -1619,9 +1522,8 @@
             <w:r>
               <w:rPr>
                 <w:b/>
-                <w:lang w:val="fr-FR" w:eastAsia="fr-FR" w:bidi="fr-FR"/>
               </w:rPr>
-              <w:t>Décision / note / positionnement local</w:t>
+              <w:t>Note proposée</w:t>
             </w:r>
           </w:p>
         </w:tc>
@@ -1643,27 +1545,9 @@
     <w:p>
       <w:r>
         <w:rPr>
-          <w:b/>
-          <w:lang w:val="fr-FR" w:eastAsia="fr-FR" w:bidi="fr-FR"/>
-        </w:rPr>
-        <w:t>Fondement et sources de reconstitution</w:t>
-      </w:r>
-    </w:p>
-    <w:p>
-      <w:r>
-        <w:rPr>
           <w:lang w:val="fr-FR" w:eastAsia="fr-FR" w:bidi="fr-FR"/>
         </w:rPr>
         <w:t>Aucune grille intégrale publique n'a été isolée ; la fiche repose sur les indices documentaires disponibles pour ce BTS.</w:t>
-      </w:r>
-    </w:p>
-    <w:p>
-      <w:r>
-        <w:rPr>
-          <w:sz w:val="17"/>
-          <w:lang w:val="fr-FR" w:eastAsia="fr-FR" w:bidi="fr-FR"/>
-        </w:rPr>
-        <w:t>Référentiel : https://www.legifrance.gouv.fr/jorf/id/JORFSCTA000049926646</w:t>
       </w:r>
     </w:p>
     <w:p>
